--- a/docs/files/f12_文雪_山东大学_公牛集团_交付管理岗-慈溪（2027届）（交付管理）.docx
+++ b/docs/files/f12_文雪_山东大学_公牛集团_交付管理岗-慈溪（2027届）（交付管理）.docx
@@ -3023,7 +3023,7 @@
                 <w:b w:val="0"/>
                 <w:sz w:val="21"/>
               </w:rPr>
-              <w:t>供需匹配：根据销售消耗规律制定每日解冻备货计划，精准匹配需求与备货量，降低物料损耗与缺货风险，保障门店供应连续</w:t>
+              <w:t>补货协同：根据当天销售与消耗情况提醒补充常用原料，协助保持门店物料供应顺畅</w:t>
             </w:r>
           </w:p>
           <w:p>
@@ -3050,7 +3050,7 @@
                 <w:b w:val="0"/>
                 <w:sz w:val="21"/>
               </w:rPr>
-              <w:t>库存盘点：负责门店数十种原辅料补货申请、入库核对与日常盘点，落实"日盘+效期预警"，任职期间无重大盘点差异</w:t>
+              <w:t>盘点与效期：参与数十种原辅料日常盘点，协助检查效期，临期原料及时报损，任职期间无重大盘点差异</w:t>
             </w:r>
           </w:p>
         </w:tc>
